--- a/internal_doc/03.开发设计/Story_版本升级.docx
+++ b/internal_doc/03.开发设计/Story_版本升级.docx
@@ -171,7 +171,6 @@
     <w:p>
       <w:pPr>
         <w:rPr>
-          <w:rFonts w:hint="eastAsia"/>
           <w:color w:val="00B0F0"/>
         </w:rPr>
       </w:pPr>
@@ -292,11 +291,6 @@
       </w:r>
     </w:p>
     <w:p>
-      <w:pPr>
-        <w:rPr>
-          <w:rFonts w:hint="eastAsia"/>
-        </w:rPr>
-      </w:pPr>
       <w:r>
         <w:rPr>
           <w:rFonts w:hint="eastAsia"/>
@@ -346,11 +340,6 @@
       </w:r>
     </w:p>
     <w:p>
-      <w:pPr>
-        <w:rPr>
-          <w:rFonts w:hint="eastAsia"/>
-        </w:rPr>
-      </w:pPr>
       <w:r>
         <w:rPr>
           <w:rFonts w:hint="eastAsia"/>
@@ -371,11 +360,6 @@
       </w:r>
     </w:p>
     <w:p>
-      <w:pPr>
-        <w:rPr>
-          <w:rFonts w:hint="eastAsia"/>
-        </w:rPr>
-      </w:pPr>
       <w:r>
         <w:rPr>
           <w:rFonts w:hint="eastAsia"/>
@@ -396,11 +380,6 @@
       </w:r>
     </w:p>
     <w:p>
-      <w:pPr>
-        <w:rPr>
-          <w:rFonts w:hint="eastAsia"/>
-        </w:rPr>
-      </w:pPr>
       <w:r>
         <w:rPr>
           <w:rFonts w:hint="eastAsia"/>
@@ -489,11 +468,6 @@
       </w:r>
     </w:p>
     <w:p>
-      <w:pPr>
-        <w:rPr>
-          <w:rFonts w:hint="eastAsia"/>
-        </w:rPr>
-      </w:pPr>
       <w:r>
         <w:rPr>
           <w:rFonts w:hint="eastAsia"/>
@@ -515,13 +489,7 @@
         <w:t>升级过程中不会改动任何安装目录下的配置文件，以此来保证配置不变。</w:t>
       </w:r>
     </w:p>
-    <w:p>
-      <w:pPr>
-        <w:rPr>
-          <w:rFonts w:hint="eastAsia"/>
-        </w:rPr>
-      </w:pPr>
-    </w:p>
+    <w:p/>
     <w:p>
       <w:pPr>
         <w:pStyle w:val="Heading2"/>
@@ -801,11 +769,6 @@
       </w:r>
     </w:p>
     <w:p>
-      <w:pPr>
-        <w:rPr>
-          <w:rFonts w:hint="eastAsia"/>
-        </w:rPr>
-      </w:pPr>
       <w:r>
         <w:rPr>
           <w:rFonts w:hint="eastAsia"/>
@@ -832,11 +795,6 @@
       </w:r>
     </w:p>
     <w:p>
-      <w:pPr>
-        <w:rPr>
-          <w:rFonts w:hint="eastAsia"/>
-        </w:rPr>
-      </w:pPr>
       <w:r>
         <w:rPr>
           <w:rFonts w:hint="eastAsia"/>
@@ -856,13 +814,7 @@
         <w:t>新版本大于等于旧版本，才可以升级</w:t>
       </w:r>
     </w:p>
-    <w:p>
-      <w:pPr>
-        <w:rPr>
-          <w:rFonts w:hint="eastAsia"/>
-        </w:rPr>
-      </w:pPr>
-    </w:p>
+    <w:p/>
     <w:p>
       <w:pPr>
         <w:pStyle w:val="Heading2"/>
@@ -898,7 +850,6 @@
     <w:p>
       <w:pPr>
         <w:rPr>
-          <w:rFonts w:hint="eastAsia"/>
           <w:color w:val="00B0F0"/>
         </w:rPr>
       </w:pPr>
@@ -970,31 +921,15 @@
       <w:r>
         <w:rPr>
           <w:rFonts w:hint="eastAsia"/>
-          <w:color w:val="00B0F0"/>
         </w:rPr>
         <w:tab/>
       </w:r>
       <w:r>
         <w:rPr>
           <w:rFonts w:hint="eastAsia"/>
-          <w:color w:val="00B0F0"/>
         </w:rPr>
         <w:tab/>
       </w:r>
-    </w:p>
-    <w:p>
-      <w:r>
-        <w:rPr>
-          <w:rFonts w:hint="eastAsia"/>
-        </w:rPr>
-        <w:tab/>
-      </w:r>
-      <w:r>
-        <w:rPr>
-          <w:rFonts w:hint="eastAsia"/>
-        </w:rPr>
-        <w:tab/>
-      </w:r>
       <w:r>
         <w:rPr>
           <w:rFonts w:hint="eastAsia"/>
@@ -1071,13 +1006,13 @@
     <w:p>
       <w:r>
         <w:rPr>
-          <w:rStyle w:val="IntenseEmphasis"/>
+          <w:noProof/>
         </w:rPr>
         <w:drawing>
           <wp:inline distT="0" distB="0" distL="0" distR="0">
-            <wp:extent cx="3017143" cy="4533334"/>
+            <wp:extent cx="2864762" cy="3840000"/>
             <wp:effectExtent l="19050" t="0" r="0" b="0"/>
-            <wp:docPr id="1" name="Picture 0" descr="upgrade_yt.png"/>
+            <wp:docPr id="2" name="Picture 1" descr="upgrade_yt.png"/>
             <wp:cNvGraphicFramePr>
               <a:graphicFrameLocks xmlns:a="http://schemas.openxmlformats.org/drawingml/2006/main" noChangeAspect="1"/>
             </wp:cNvGraphicFramePr>
@@ -1097,7 +1032,7 @@
                   <pic:spPr>
                     <a:xfrm>
                       <a:off x="0" y="0"/>
-                      <a:ext cx="3017143" cy="4533334"/>
+                      <a:ext cx="2864762" cy="3840000"/>
                     </a:xfrm>
                     <a:prstGeom prst="rect">
                       <a:avLst/>
@@ -1118,62 +1053,62 @@
         <w:rPr>
           <w:rFonts w:hint="eastAsia"/>
         </w:rPr>
+        <w:t>主要操作流程</w:t>
+      </w:r>
+    </w:p>
+    <w:p>
+      <w:r>
+        <w:rPr>
+          <w:rFonts w:hint="eastAsia"/>
+          <w:color w:val="00B0F0"/>
+        </w:rPr>
+        <w:t>说明</w:t>
+      </w:r>
+      <w:r>
+        <w:rPr>
+          <w:rFonts w:hint="eastAsia"/>
+          <w:color w:val="00B0F0"/>
+        </w:rPr>
+        <w:t>:</w:t>
+      </w:r>
+      <w:r>
+        <w:rPr>
+          <w:rFonts w:hint="eastAsia"/>
+          <w:color w:val="00B0F0"/>
+        </w:rPr>
+        <w:t xml:space="preserve">  </w:t>
+      </w:r>
+      <w:r>
+        <w:rPr>
+          <w:rFonts w:hint="eastAsia"/>
+          <w:color w:val="00B0F0"/>
+        </w:rPr>
+        <w:t>使用时序图或者活动图</w:t>
+      </w:r>
+      <w:r>
+        <w:rPr>
+          <w:rFonts w:hint="eastAsia"/>
+          <w:color w:val="00B0F0"/>
+        </w:rPr>
+        <w:t>,</w:t>
+      </w:r>
+      <w:r>
+        <w:rPr>
+          <w:rFonts w:hint="eastAsia"/>
+          <w:color w:val="00B0F0"/>
+        </w:rPr>
+        <w:t>描述一下主要流程的处理过程</w:t>
+      </w:r>
+    </w:p>
+    <w:p>
+      <w:pPr>
+        <w:pStyle w:val="Heading4"/>
+      </w:pPr>
+      <w:r>
+        <w:rPr>
+          <w:rFonts w:hint="eastAsia"/>
+        </w:rPr>
         <w:lastRenderedPageBreak/>
-        <w:t>主要操作流程</w:t>
-      </w:r>
-    </w:p>
-    <w:p>
-      <w:r>
-        <w:rPr>
-          <w:rFonts w:hint="eastAsia"/>
-          <w:color w:val="00B0F0"/>
-        </w:rPr>
-        <w:t>说明</w:t>
-      </w:r>
-      <w:r>
-        <w:rPr>
-          <w:rFonts w:hint="eastAsia"/>
-          <w:color w:val="00B0F0"/>
-        </w:rPr>
-        <w:t>:</w:t>
-      </w:r>
-      <w:r>
-        <w:rPr>
-          <w:rFonts w:hint="eastAsia"/>
-          <w:color w:val="00B0F0"/>
-        </w:rPr>
-        <w:t xml:space="preserve">  </w:t>
-      </w:r>
-      <w:r>
-        <w:rPr>
-          <w:rFonts w:hint="eastAsia"/>
-          <w:color w:val="00B0F0"/>
-        </w:rPr>
-        <w:t>使用时序图或者活动图</w:t>
-      </w:r>
-      <w:r>
-        <w:rPr>
-          <w:rFonts w:hint="eastAsia"/>
-          <w:color w:val="00B0F0"/>
-        </w:rPr>
-        <w:t>,</w:t>
-      </w:r>
-      <w:r>
-        <w:rPr>
-          <w:rFonts w:hint="eastAsia"/>
-          <w:color w:val="00B0F0"/>
-        </w:rPr>
-        <w:t>描述一下主要流程的处理过程</w:t>
-      </w:r>
-    </w:p>
-    <w:p>
-      <w:pPr>
-        <w:pStyle w:val="Heading4"/>
-      </w:pPr>
-      <w:r>
-        <w:rPr>
-          <w:rFonts w:hint="eastAsia"/>
-        </w:rPr>
         <w:t>2.1</w:t>
       </w:r>
       <w:r>
@@ -1219,9 +1154,6 @@
           <w:numId w:val="13"/>
         </w:numPr>
         <w:ind w:firstLineChars="0"/>
-        <w:rPr>
-          <w:rFonts w:hint="eastAsia"/>
-        </w:rPr>
       </w:pPr>
       <w:r>
         <w:rPr>
@@ -1311,9 +1243,6 @@
           <w:numId w:val="14"/>
         </w:numPr>
         <w:ind w:firstLineChars="0"/>
-        <w:rPr>
-          <w:rFonts w:hint="eastAsia"/>
-        </w:rPr>
       </w:pPr>
       <w:r>
         <w:rPr>
@@ -1330,9 +1259,6 @@
           <w:numId w:val="14"/>
         </w:numPr>
         <w:ind w:firstLineChars="0"/>
-        <w:rPr>
-          <w:rFonts w:hint="eastAsia"/>
-        </w:rPr>
       </w:pPr>
       <w:r>
         <w:rPr>
@@ -1389,9 +1315,6 @@
           <w:numId w:val="14"/>
         </w:numPr>
         <w:ind w:firstLineChars="0"/>
-        <w:rPr>
-          <w:rFonts w:hint="eastAsia"/>
-        </w:rPr>
       </w:pPr>
       <w:r>
         <w:rPr>
@@ -1449,9 +1372,6 @@
           <w:numId w:val="15"/>
         </w:numPr>
         <w:ind w:firstLineChars="0"/>
-        <w:rPr>
-          <w:rFonts w:hint="eastAsia"/>
-        </w:rPr>
       </w:pPr>
       <w:r>
         <w:rPr>
@@ -1484,9 +1404,6 @@
           <w:numId w:val="15"/>
         </w:numPr>
         <w:ind w:firstLineChars="0"/>
-        <w:rPr>
-          <w:rFonts w:hint="eastAsia"/>
-        </w:rPr>
       </w:pPr>
       <w:r>
         <w:rPr>
@@ -1509,6 +1426,9 @@
           <w:numId w:val="15"/>
         </w:numPr>
         <w:ind w:firstLineChars="0"/>
+        <w:rPr>
+          <w:rFonts w:hint="eastAsia"/>
+        </w:rPr>
       </w:pPr>
       <w:r>
         <w:rPr>
@@ -1527,6 +1447,22 @@
           <w:rFonts w:hint="eastAsia"/>
         </w:rPr>
         <w:t>。</w:t>
+      </w:r>
+    </w:p>
+    <w:p>
+      <w:pPr>
+        <w:pStyle w:val="ListParagraph"/>
+        <w:numPr>
+          <w:ilvl w:val="0"/>
+          <w:numId w:val="15"/>
+        </w:numPr>
+        <w:ind w:firstLineChars="0"/>
+      </w:pPr>
+      <w:r>
+        <w:rPr>
+          <w:rFonts w:hint="eastAsia"/>
+        </w:rPr>
+        <w:t>打包备份文件到安装目录下。</w:t>
       </w:r>
     </w:p>
     <w:p>
@@ -1582,9 +1518,6 @@
           <w:numId w:val="16"/>
         </w:numPr>
         <w:ind w:firstLineChars="0"/>
-        <w:rPr>
-          <w:rFonts w:hint="eastAsia"/>
-        </w:rPr>
       </w:pPr>
       <w:r>
         <w:rPr>
@@ -1639,82 +1572,6 @@
     </w:p>
     <w:p>
       <w:pPr>
-        <w:pStyle w:val="Heading4"/>
-      </w:pPr>
-      <w:r>
-        <w:rPr>
-          <w:rFonts w:hint="eastAsia"/>
-        </w:rPr>
-        <w:t>2.5</w:t>
-      </w:r>
-      <w:r>
-        <w:rPr>
-          <w:rFonts w:hint="eastAsia"/>
-        </w:rPr>
-        <w:t>清理环境</w:t>
-      </w:r>
-    </w:p>
-    <w:p>
-      <w:pPr>
-        <w:pStyle w:val="ListParagraph"/>
-        <w:numPr>
-          <w:ilvl w:val="0"/>
-          <w:numId w:val="16"/>
-        </w:numPr>
-        <w:ind w:firstLineChars="0"/>
-        <w:rPr>
-          <w:rFonts w:hint="eastAsia"/>
-          <w:color w:val="FF0000"/>
-        </w:rPr>
-      </w:pPr>
-      <w:r>
-        <w:rPr>
-          <w:rFonts w:hint="eastAsia"/>
-          <w:color w:val="FF0000"/>
-        </w:rPr>
-        <w:t>删除备份文件</w:t>
-      </w:r>
-      <w:r>
-        <w:rPr>
-          <w:rFonts w:hint="eastAsia"/>
-          <w:color w:val="FF0000"/>
-        </w:rPr>
-        <w:t xml:space="preserve"> </w:t>
-      </w:r>
-    </w:p>
-    <w:p>
-      <w:pPr>
-        <w:pStyle w:val="ListParagraph"/>
-        <w:ind w:left="777" w:firstLineChars="0" w:firstLine="0"/>
-        <w:rPr>
-          <w:rFonts w:hint="eastAsia"/>
-          <w:color w:val="FF0000"/>
-        </w:rPr>
-      </w:pPr>
-      <w:r>
-        <w:rPr>
-          <w:rFonts w:hint="eastAsia"/>
-          <w:color w:val="FF0000"/>
-        </w:rPr>
-        <w:t>是否保留备份文件</w:t>
-      </w:r>
-      <w:r>
-        <w:rPr>
-          <w:rFonts w:hint="eastAsia"/>
-          <w:color w:val="FF0000"/>
-        </w:rPr>
-        <w:t xml:space="preserve"> </w:t>
-      </w:r>
-      <w:r>
-        <w:rPr>
-          <w:rFonts w:hint="eastAsia"/>
-          <w:color w:val="FF0000"/>
-        </w:rPr>
-        <w:t>待定</w:t>
-      </w:r>
-    </w:p>
-    <w:p>
-      <w:pPr>
         <w:ind w:left="0"/>
       </w:pPr>
     </w:p>
@@ -1726,7 +1583,6 @@
         <w:rPr>
           <w:rFonts w:hint="eastAsia"/>
         </w:rPr>
-        <w:lastRenderedPageBreak/>
         <w:t>遗留问题</w:t>
       </w:r>
     </w:p>
@@ -1933,6 +1789,7 @@
         <w:rPr>
           <w:rFonts w:hint="eastAsia"/>
         </w:rPr>
+        <w:lastRenderedPageBreak/>
         <w:t>验收</w:t>
       </w:r>
       <w:r>

--- a/internal_doc/03.开发设计/Story_版本升级.docx
+++ b/internal_doc/03.开发设计/Story_版本升级.docx
@@ -356,7 +356,19 @@
         <w:rPr>
           <w:rFonts w:hint="eastAsia"/>
         </w:rPr>
-        <w:t>执行安装包时不加参数，会自动检测是否已安装版本，如果有，会提示选择安装还是升级。</w:t>
+        <w:t>执行安装包时</w:t>
+      </w:r>
+      <w:r>
+        <w:rPr>
+          <w:rFonts w:hint="eastAsia"/>
+        </w:rPr>
+        <w:t>，</w:t>
+      </w:r>
+      <w:r>
+        <w:rPr>
+          <w:rFonts w:hint="eastAsia"/>
+        </w:rPr>
+        <w:t>会自动检测是否已安装版本，如果有，会提示选择安装还是升级。</w:t>
       </w:r>
     </w:p>
     <w:p>
@@ -464,7 +476,43 @@
         <w:rPr>
           <w:rFonts w:hint="eastAsia"/>
         </w:rPr>
-        <w:t>）不与其他版本兼容。只支持向后兼容。</w:t>
+        <w:t>）</w:t>
+      </w:r>
+      <w:r>
+        <w:rPr>
+          <w:rFonts w:hint="eastAsia"/>
+        </w:rPr>
+        <w:t>、</w:t>
+      </w:r>
+      <w:r>
+        <w:rPr>
+          <w:rFonts w:hint="eastAsia"/>
+        </w:rPr>
+        <w:t>2</w:t>
+      </w:r>
+      <w:r>
+        <w:rPr>
+          <w:rFonts w:hint="eastAsia"/>
+        </w:rPr>
+        <w:t>.</w:t>
+      </w:r>
+      <w:r>
+        <w:rPr>
+          <w:rFonts w:hint="eastAsia"/>
+        </w:rPr>
+        <w:t>1</w:t>
+      </w:r>
+      <w:r>
+        <w:rPr>
+          <w:rFonts w:hint="eastAsia"/>
+        </w:rPr>
+        <w:t>社区版</w:t>
+      </w:r>
+      <w:r>
+        <w:rPr>
+          <w:rFonts w:hint="eastAsia"/>
+        </w:rPr>
+        <w:t>不与其他版本兼容。只支持向后兼容。</w:t>
       </w:r>
     </w:p>
     <w:p>
@@ -489,7 +537,6 @@
         <w:t>升级过程中不会改动任何安装目录下的配置文件，以此来保证配置不变。</w:t>
       </w:r>
     </w:p>
-    <w:p/>
     <w:p>
       <w:pPr>
         <w:pStyle w:val="Heading2"/>
@@ -654,29 +701,45 @@
         <w:tblLook w:val="04A0"/>
       </w:tblPr>
       <w:tblGrid>
-        <w:gridCol w:w="2838"/>
-        <w:gridCol w:w="2839"/>
+        <w:gridCol w:w="2715"/>
+        <w:gridCol w:w="2615"/>
+        <w:gridCol w:w="2705"/>
       </w:tblGrid>
       <w:tr>
         <w:tc>
           <w:tcPr>
-            <w:tcW w:w="2838" w:type="dxa"/>
-          </w:tcPr>
-          <w:p>
-            <w:r>
-              <w:t>O</w:t>
-            </w:r>
-            <w:r>
-              <w:rPr>
-                <w:rFonts w:hint="eastAsia"/>
-              </w:rPr>
-              <w:t>ption name</w:t>
-            </w:r>
-          </w:p>
-        </w:tc>
-        <w:tc>
-          <w:tcPr>
-            <w:tcW w:w="2839" w:type="dxa"/>
+            <w:tcW w:w="2715" w:type="dxa"/>
+          </w:tcPr>
+          <w:p>
+            <w:r>
+              <w:rPr>
+                <w:rFonts w:hint="eastAsia"/>
+              </w:rPr>
+              <w:t>参数</w:t>
+            </w:r>
+          </w:p>
+        </w:tc>
+        <w:tc>
+          <w:tcPr>
+            <w:tcW w:w="2615" w:type="dxa"/>
+          </w:tcPr>
+          <w:p>
+            <w:pPr>
+              <w:rPr>
+                <w:rFonts w:hint="eastAsia"/>
+              </w:rPr>
+            </w:pPr>
+            <w:r>
+              <w:rPr>
+                <w:rFonts w:hint="eastAsia"/>
+              </w:rPr>
+              <w:t>参数值</w:t>
+            </w:r>
+          </w:p>
+        </w:tc>
+        <w:tc>
+          <w:tcPr>
+            <w:tcW w:w="2705" w:type="dxa"/>
           </w:tcPr>
           <w:p>
             <w:r>
@@ -691,7 +754,7 @@
       <w:tr>
         <w:tc>
           <w:tcPr>
-            <w:tcW w:w="2838" w:type="dxa"/>
+            <w:tcW w:w="2715" w:type="dxa"/>
           </w:tcPr>
           <w:p>
             <w:r>
@@ -705,7 +768,44 @@
         </w:tc>
         <w:tc>
           <w:tcPr>
-            <w:tcW w:w="2839" w:type="dxa"/>
+            <w:tcW w:w="2615" w:type="dxa"/>
+          </w:tcPr>
+          <w:p>
+            <w:r>
+              <w:rPr>
+                <w:rFonts w:hint="eastAsia"/>
+              </w:rPr>
+              <w:t>true</w:t>
+            </w:r>
+            <w:r>
+              <w:rPr>
+                <w:rFonts w:hint="eastAsia"/>
+              </w:rPr>
+              <w:t xml:space="preserve"> </w:t>
+            </w:r>
+            <w:r>
+              <w:rPr>
+                <w:rFonts w:hint="eastAsia"/>
+              </w:rPr>
+              <w:t>|</w:t>
+            </w:r>
+            <w:r>
+              <w:rPr>
+                <w:rFonts w:hint="eastAsia"/>
+              </w:rPr>
+              <w:t xml:space="preserve"> </w:t>
+            </w:r>
+            <w:r>
+              <w:rPr>
+                <w:rFonts w:hint="eastAsia"/>
+              </w:rPr>
+              <w:t>false</w:t>
+            </w:r>
+          </w:p>
+        </w:tc>
+        <w:tc>
+          <w:tcPr>
+            <w:tcW w:w="2705" w:type="dxa"/>
           </w:tcPr>
           <w:p>
             <w:r>
@@ -813,8 +913,13 @@
         </w:rPr>
         <w:t>新版本大于等于旧版本，才可以升级</w:t>
       </w:r>
+      <w:r>
+        <w:rPr>
+          <w:rFonts w:hint="eastAsia"/>
+        </w:rPr>
+        <w:t>。</w:t>
+      </w:r>
     </w:p>
-    <w:p/>
     <w:p>
       <w:pPr>
         <w:pStyle w:val="Heading2"/>
@@ -918,6 +1023,11 @@
       </w:r>
     </w:p>
     <w:p>
+      <w:pPr>
+        <w:rPr>
+          <w:rFonts w:hint="eastAsia"/>
+        </w:rPr>
+      </w:pPr>
       <w:r>
         <w:rPr>
           <w:rFonts w:hint="eastAsia"/>
@@ -952,25 +1062,31 @@
         <w:rPr>
           <w:rFonts w:hint="eastAsia"/>
         </w:rPr>
-        <w:t>：检测</w:t>
-      </w:r>
-      <w:r>
-        <w:rPr>
-          <w:rFonts w:hint="eastAsia"/>
-        </w:rPr>
-        <w:t>升级可行性、</w:t>
-      </w:r>
-      <w:r>
-        <w:rPr>
-          <w:rFonts w:hint="eastAsia"/>
-        </w:rPr>
-        <w:t>安装</w:t>
-      </w:r>
-      <w:r>
-        <w:rPr>
-          <w:rFonts w:hint="eastAsia"/>
-        </w:rPr>
-        <w:t>准备、安装</w:t>
+        <w:t>：</w:t>
+      </w:r>
+      <w:r>
+        <w:rPr>
+          <w:rFonts w:hint="eastAsia"/>
+        </w:rPr>
+        <w:t>判断安装模式</w:t>
+      </w:r>
+      <w:r>
+        <w:rPr>
+          <w:rFonts w:hint="eastAsia"/>
+        </w:rPr>
+        <w:t>、</w:t>
+      </w:r>
+      <w:r>
+        <w:rPr>
+          <w:rFonts w:hint="eastAsia"/>
+        </w:rPr>
+        <w:t>升级检测</w:t>
+      </w:r>
+      <w:r>
+        <w:rPr>
+          <w:rFonts w:hint="eastAsia"/>
+        </w:rPr>
+        <w:t>、升级</w:t>
       </w:r>
       <w:r>
         <w:rPr>
@@ -989,12 +1105,6 @@
           <w:rFonts w:hint="eastAsia"/>
         </w:rPr>
         <w:t>回滚版本</w:t>
-      </w:r>
-      <w:r>
-        <w:rPr>
-          <w:rFonts w:hint="eastAsia"/>
-        </w:rPr>
-        <w:t>、清理环境</w:t>
       </w:r>
       <w:r>
         <w:rPr>
@@ -1004,15 +1114,96 @@
       </w:r>
     </w:p>
     <w:p>
+      <w:pPr>
+        <w:rPr>
+          <w:rFonts w:hint="eastAsia"/>
+        </w:rPr>
+      </w:pPr>
+      <w:r>
+        <w:rPr>
+          <w:rFonts w:hint="eastAsia"/>
+        </w:rPr>
+        <w:tab/>
+      </w:r>
+      <w:r>
+        <w:rPr>
+          <w:rFonts w:hint="eastAsia"/>
+        </w:rPr>
+        <w:tab/>
+      </w:r>
+      <w:r>
+        <w:rPr>
+          <w:rFonts w:hint="eastAsia"/>
+        </w:rPr>
+        <w:t>当安装模式为</w:t>
+      </w:r>
+      <w:r>
+        <w:rPr>
+          <w:rFonts w:hint="eastAsia"/>
+        </w:rPr>
+        <w:t>normal mode</w:t>
+      </w:r>
+      <w:r>
+        <w:rPr>
+          <w:rFonts w:hint="eastAsia"/>
+        </w:rPr>
+        <w:t>时，走原先的安装流程，即覆盖安装。由于原先</w:t>
+      </w:r>
+      <w:r>
+        <w:rPr>
+          <w:rFonts w:hint="eastAsia"/>
+        </w:rPr>
+        <w:t>run</w:t>
+      </w:r>
+      <w:r>
+        <w:rPr>
+          <w:rFonts w:hint="eastAsia"/>
+        </w:rPr>
+        <w:t>包中已实现，在此处不作展开。</w:t>
+      </w:r>
+    </w:p>
+    <w:p>
+      <w:r>
+        <w:rPr>
+          <w:rFonts w:hint="eastAsia"/>
+        </w:rPr>
+        <w:tab/>
+      </w:r>
+      <w:r>
+        <w:rPr>
+          <w:rFonts w:hint="eastAsia"/>
+        </w:rPr>
+        <w:tab/>
+      </w:r>
+      <w:r>
+        <w:rPr>
+          <w:rFonts w:hint="eastAsia"/>
+        </w:rPr>
+        <w:t>当模式为</w:t>
+      </w:r>
+      <w:r>
+        <w:rPr>
+          <w:rFonts w:hint="eastAsia"/>
+        </w:rPr>
+        <w:t>upgrade mode</w:t>
+      </w:r>
+      <w:r>
+        <w:rPr>
+          <w:rFonts w:hint="eastAsia"/>
+        </w:rPr>
+        <w:t>时，走升级流程。</w:t>
+      </w:r>
+    </w:p>
+    <w:p>
       <w:r>
         <w:rPr>
           <w:noProof/>
         </w:rPr>
         <w:drawing>
           <wp:inline distT="0" distB="0" distL="0" distR="0">
-            <wp:extent cx="2864762" cy="3840000"/>
-            <wp:effectExtent l="19050" t="0" r="0" b="0"/>
-            <wp:docPr id="2" name="Picture 1" descr="upgrade_yt.png"/>
+            <wp:extent cx="3466667" cy="3720000"/>
+            <wp:effectExtent l="19050" t="0" r="433" b="0"/>
+            <wp:docPr id="3" name="Picture 2" descr="upgrade.png"/>
             <wp:cNvGraphicFramePr>
               <a:graphicFrameLocks xmlns:a="http://schemas.openxmlformats.org/drawingml/2006/main" noChangeAspect="1"/>
             </wp:cNvGraphicFramePr>
@@ -1020,7 +1211,7 @@
               <a:graphicData uri="http://schemas.openxmlformats.org/drawingml/2006/picture">
                 <pic:pic xmlns:pic="http://schemas.openxmlformats.org/drawingml/2006/picture">
                   <pic:nvPicPr>
-                    <pic:cNvPr id="0" name="upgrade_yt.png"/>
+                    <pic:cNvPr id="0" name="upgrade.png"/>
                     <pic:cNvPicPr/>
                   </pic:nvPicPr>
                   <pic:blipFill>
@@ -1032,7 +1223,7 @@
                   <pic:spPr>
                     <a:xfrm>
                       <a:off x="0" y="0"/>
-                      <a:ext cx="2864762" cy="3840000"/>
+                      <a:ext cx="3466667" cy="3720000"/>
                     </a:xfrm>
                     <a:prstGeom prst="rect">
                       <a:avLst/>
@@ -1099,6 +1290,9 @@
         </w:rPr>
         <w:t>描述一下主要流程的处理过程</w:t>
       </w:r>
+      <w:r>
+        <w:t xml:space="preserve"> </w:t>
+      </w:r>
     </w:p>
     <w:p>
       <w:pPr>
@@ -1109,130 +1303,19 @@
           <w:rFonts w:hint="eastAsia"/>
         </w:rPr>
         <w:lastRenderedPageBreak/>
-        <w:t>2.1</w:t>
-      </w:r>
-      <w:r>
-        <w:rPr>
-          <w:rFonts w:hint="eastAsia"/>
-        </w:rPr>
-        <w:t>检测升级可行性</w:t>
-      </w:r>
-    </w:p>
-    <w:p>
-      <w:pPr>
-        <w:pStyle w:val="ListParagraph"/>
-        <w:numPr>
-          <w:ilvl w:val="0"/>
-          <w:numId w:val="13"/>
-        </w:numPr>
-        <w:ind w:firstLineChars="0"/>
-      </w:pPr>
-      <w:r>
-        <w:rPr>
-          <w:rFonts w:hint="eastAsia"/>
-        </w:rPr>
-        <w:t>检测是否安装</w:t>
-      </w:r>
-      <w:r>
-        <w:rPr>
-          <w:rFonts w:hint="eastAsia"/>
-        </w:rPr>
-        <w:t>sequoiadb</w:t>
-      </w:r>
-      <w:r>
-        <w:rPr>
-          <w:rFonts w:hint="eastAsia"/>
-        </w:rPr>
-        <w:t>，如果没有安装，退出，提示使用安装模式。</w:t>
-      </w:r>
-    </w:p>
-    <w:p>
-      <w:pPr>
-        <w:pStyle w:val="ListParagraph"/>
-        <w:numPr>
-          <w:ilvl w:val="0"/>
-          <w:numId w:val="13"/>
-        </w:numPr>
-        <w:ind w:firstLineChars="0"/>
-      </w:pPr>
-      <w:r>
-        <w:rPr>
-          <w:rFonts w:hint="eastAsia"/>
-        </w:rPr>
-        <w:t>检测旧版本的安装包</w:t>
-      </w:r>
-      <w:r>
-        <w:rPr>
-          <w:rFonts w:hint="eastAsia"/>
-        </w:rPr>
-        <w:t>md5</w:t>
-      </w:r>
-      <w:r>
-        <w:rPr>
-          <w:rFonts w:hint="eastAsia"/>
-        </w:rPr>
-        <w:t>码是否与当前安装包一致，如果一致，退出。如果找不到旧安装包的</w:t>
-      </w:r>
-      <w:r>
-        <w:rPr>
-          <w:rFonts w:hint="eastAsia"/>
-        </w:rPr>
-        <w:t>md5</w:t>
-      </w:r>
-      <w:r>
-        <w:rPr>
-          <w:rFonts w:hint="eastAsia"/>
-        </w:rPr>
-        <w:t>码，不作检测，继续执行下一步。</w:t>
-      </w:r>
-    </w:p>
-    <w:p>
-      <w:pPr>
-        <w:pStyle w:val="ListParagraph"/>
-        <w:numPr>
-          <w:ilvl w:val="0"/>
-          <w:numId w:val="13"/>
-        </w:numPr>
-        <w:ind w:firstLineChars="0"/>
-      </w:pPr>
-      <w:r>
-        <w:rPr>
-          <w:rFonts w:hint="eastAsia"/>
-        </w:rPr>
-        <w:t>检测新版本是否比旧版本高，如果低的话，报错退出。同一版本可以升级。</w:t>
-      </w:r>
-    </w:p>
-    <w:p>
-      <w:pPr>
-        <w:pStyle w:val="ListParagraph"/>
-        <w:numPr>
-          <w:ilvl w:val="0"/>
-          <w:numId w:val="13"/>
-        </w:numPr>
-        <w:ind w:firstLineChars="0"/>
-      </w:pPr>
-      <w:r>
-        <w:rPr>
-          <w:rFonts w:hint="eastAsia"/>
-        </w:rPr>
-        <w:t>根据版本列表检测兼容性，如果不兼容，退出。</w:t>
-      </w:r>
-    </w:p>
-    <w:p>
-      <w:pPr>
-        <w:pStyle w:val="Heading4"/>
-      </w:pPr>
-      <w:r>
-        <w:rPr>
-          <w:rFonts w:hint="eastAsia"/>
-        </w:rPr>
-        <w:t>2.2</w:t>
-      </w:r>
-      <w:r>
-        <w:rPr>
-          <w:rFonts w:hint="eastAsia"/>
-        </w:rPr>
-        <w:t>安装准备</w:t>
+        <w:t>2.</w:t>
+      </w:r>
+      <w:r>
+        <w:rPr>
+          <w:rFonts w:hint="eastAsia"/>
+        </w:rPr>
+        <w:t>1</w:t>
+      </w:r>
+      <w:r>
+        <w:rPr>
+          <w:rFonts w:hint="eastAsia"/>
+        </w:rPr>
+        <w:t>判断安装模式</w:t>
       </w:r>
     </w:p>
     <w:p>
@@ -1243,12 +1326,124 @@
           <w:numId w:val="14"/>
         </w:numPr>
         <w:ind w:firstLineChars="0"/>
-      </w:pPr>
-      <w:r>
-        <w:rPr>
-          <w:rFonts w:hint="eastAsia"/>
-        </w:rPr>
-        <w:t>检测磁盘空间是否足够。如果不够，报错退出。</w:t>
+        <w:rPr>
+          <w:rFonts w:hint="eastAsia"/>
+        </w:rPr>
+      </w:pPr>
+      <w:r>
+        <w:rPr>
+          <w:rFonts w:hint="eastAsia"/>
+        </w:rPr>
+        <w:t>安装模式</w:t>
+      </w:r>
+      <w:r>
+        <w:rPr>
+          <w:rFonts w:hint="eastAsia"/>
+        </w:rPr>
+        <w:t>分为</w:t>
+      </w:r>
+      <w:r>
+        <w:rPr>
+          <w:rFonts w:hint="eastAsia"/>
+        </w:rPr>
+        <w:t>normal</w:t>
+      </w:r>
+      <w:r>
+        <w:rPr>
+          <w:rFonts w:hint="eastAsia"/>
+        </w:rPr>
+        <w:t>和</w:t>
+      </w:r>
+      <w:r>
+        <w:rPr>
+          <w:rFonts w:hint="eastAsia"/>
+        </w:rPr>
+        <w:t>upgrade</w:t>
+      </w:r>
+      <w:r>
+        <w:rPr>
+          <w:rFonts w:hint="eastAsia"/>
+        </w:rPr>
+        <w:t>两种</w:t>
+      </w:r>
+      <w:r>
+        <w:rPr>
+          <w:rFonts w:hint="eastAsia"/>
+        </w:rPr>
+        <w:t>。</w:t>
+      </w:r>
+    </w:p>
+    <w:p>
+      <w:pPr>
+        <w:pStyle w:val="ListParagraph"/>
+        <w:ind w:left="777" w:firstLineChars="0" w:firstLine="0"/>
+        <w:rPr>
+          <w:rFonts w:hint="eastAsia"/>
+        </w:rPr>
+      </w:pPr>
+      <w:r>
+        <w:rPr>
+          <w:rFonts w:hint="eastAsia"/>
+          <w:noProof/>
+        </w:rPr>
+        <w:drawing>
+          <wp:inline distT="0" distB="0" distL="0" distR="0">
+            <wp:extent cx="3306667" cy="4533334"/>
+            <wp:effectExtent l="19050" t="0" r="8033" b="0"/>
+            <wp:docPr id="1" name="Picture 0" descr="mode.png"/>
+            <wp:cNvGraphicFramePr>
+              <a:graphicFrameLocks xmlns:a="http://schemas.openxmlformats.org/drawingml/2006/main" noChangeAspect="1"/>
+            </wp:cNvGraphicFramePr>
+            <a:graphic xmlns:a="http://schemas.openxmlformats.org/drawingml/2006/main">
+              <a:graphicData uri="http://schemas.openxmlformats.org/drawingml/2006/picture">
+                <pic:pic xmlns:pic="http://schemas.openxmlformats.org/drawingml/2006/picture">
+                  <pic:nvPicPr>
+                    <pic:cNvPr id="0" name="mode.png"/>
+                    <pic:cNvPicPr/>
+                  </pic:nvPicPr>
+                  <pic:blipFill>
+                    <a:blip r:embed="rId9"/>
+                    <a:stretch>
+                      <a:fillRect/>
+                    </a:stretch>
+                  </pic:blipFill>
+                  <pic:spPr>
+                    <a:xfrm>
+                      <a:off x="0" y="0"/>
+                      <a:ext cx="3306667" cy="4533334"/>
+                    </a:xfrm>
+                    <a:prstGeom prst="rect">
+                      <a:avLst/>
+                    </a:prstGeom>
+                  </pic:spPr>
+                </pic:pic>
+              </a:graphicData>
+            </a:graphic>
+          </wp:inline>
+        </w:drawing>
+      </w:r>
+    </w:p>
+    <w:p>
+      <w:pPr>
+        <w:pStyle w:val="Heading4"/>
+      </w:pPr>
+      <w:r>
+        <w:rPr>
+          <w:rFonts w:hint="eastAsia"/>
+        </w:rPr>
+        <w:t>2.2</w:t>
+      </w:r>
+      <w:r>
+        <w:rPr>
+          <w:rFonts w:hint="eastAsia"/>
+        </w:rPr>
+        <w:t>升级</w:t>
+      </w:r>
+      <w:r>
+        <w:rPr>
+          <w:rFonts w:hint="eastAsia"/>
+        </w:rPr>
+        <w:t>检测</w:t>
       </w:r>
     </w:p>
     <w:p>
@@ -1264,7 +1459,19 @@
         <w:rPr>
           <w:rFonts w:hint="eastAsia"/>
         </w:rPr>
-        <w:t>检测系统配置文件中的用户是否存在。如果不存在，报错退出。</w:t>
+        <w:t>检测是否安装</w:t>
+      </w:r>
+      <w:r>
+        <w:rPr>
+          <w:rFonts w:hint="eastAsia"/>
+        </w:rPr>
+        <w:t>sequoiadb</w:t>
+      </w:r>
+      <w:r>
+        <w:rPr>
+          <w:rFonts w:hint="eastAsia"/>
+        </w:rPr>
+        <w:t>，如果没有安装，退出，提示使用安装模式。</w:t>
       </w:r>
     </w:p>
     <w:p>
@@ -1280,31 +1487,7 @@
         <w:rPr>
           <w:rFonts w:hint="eastAsia"/>
         </w:rPr>
-        <w:t>停止数据库服务，确保节点、</w:t>
-      </w:r>
-      <w:r>
-        <w:rPr>
-          <w:rFonts w:hint="eastAsia"/>
-        </w:rPr>
-        <w:t>cm</w:t>
-      </w:r>
-      <w:r>
-        <w:rPr>
-          <w:rFonts w:hint="eastAsia"/>
-        </w:rPr>
-        <w:t>、</w:t>
-      </w:r>
-      <w:r>
-        <w:rPr>
-          <w:rFonts w:hint="eastAsia"/>
-        </w:rPr>
-        <w:t>om</w:t>
-      </w:r>
-      <w:r>
-        <w:rPr>
-          <w:rFonts w:hint="eastAsia"/>
-        </w:rPr>
-        <w:t>进程停止。如果异常，报错退出。</w:t>
+        <w:t>检测磁盘空间是否足够。如果不够，报错退出。</w:t>
       </w:r>
     </w:p>
     <w:p>
@@ -1315,40 +1498,59 @@
           <w:numId w:val="14"/>
         </w:numPr>
         <w:ind w:firstLineChars="0"/>
-      </w:pPr>
-      <w:r>
-        <w:rPr>
-          <w:rFonts w:hint="eastAsia"/>
-        </w:rPr>
-        <w:t>备份文件：备份</w:t>
-      </w:r>
-      <w:r>
-        <w:rPr>
-          <w:rFonts w:hint="eastAsia"/>
-        </w:rPr>
-        <w:t>与新版本目录</w:t>
-      </w:r>
-      <w:r>
-        <w:rPr>
-          <w:rFonts w:hint="eastAsia"/>
-        </w:rPr>
-        <w:t>相同的目录；还需备份系统配置文件</w:t>
-      </w:r>
-      <w:r>
-        <w:rPr>
-          <w:rFonts w:hint="eastAsia"/>
-        </w:rPr>
-        <w:t>/etc/default/sequoiadb</w:t>
-      </w:r>
-      <w:r>
-        <w:rPr>
-          <w:rFonts w:hint="eastAsia"/>
-        </w:rPr>
-        <w:t>。</w:t>
+        <w:rPr>
+          <w:rFonts w:hint="eastAsia"/>
+        </w:rPr>
+      </w:pPr>
+      <w:r>
+        <w:rPr>
+          <w:rFonts w:hint="eastAsia"/>
+        </w:rPr>
+        <w:t>检测系统配置文件中的用户是否存在。如果不存在，报错退出。</w:t>
       </w:r>
     </w:p>
     <w:p>
       <w:pPr>
+        <w:pStyle w:val="ListParagraph"/>
+        <w:numPr>
+          <w:ilvl w:val="0"/>
+          <w:numId w:val="14"/>
+        </w:numPr>
+        <w:ind w:firstLineChars="0"/>
+      </w:pPr>
+      <w:r>
+        <w:rPr>
+          <w:rFonts w:hint="eastAsia"/>
+        </w:rPr>
+        <w:t>停止数据库服务，确保节点、</w:t>
+      </w:r>
+      <w:r>
+        <w:rPr>
+          <w:rFonts w:hint="eastAsia"/>
+        </w:rPr>
+        <w:t>cm</w:t>
+      </w:r>
+      <w:r>
+        <w:rPr>
+          <w:rFonts w:hint="eastAsia"/>
+        </w:rPr>
+        <w:t>、</w:t>
+      </w:r>
+      <w:r>
+        <w:rPr>
+          <w:rFonts w:hint="eastAsia"/>
+        </w:rPr>
+        <w:t>om</w:t>
+      </w:r>
+      <w:r>
+        <w:rPr>
+          <w:rFonts w:hint="eastAsia"/>
+        </w:rPr>
+        <w:t>进程停止。如果异常，报错退出。</w:t>
+      </w:r>
+    </w:p>
+    <w:p>
+      <w:pPr>
         <w:pStyle w:val="Heading4"/>
       </w:pPr>
       <w:r>
@@ -1361,7 +1563,13 @@
         <w:rPr>
           <w:rFonts w:hint="eastAsia"/>
         </w:rPr>
-        <w:t>安装版本</w:t>
+        <w:t>升级</w:t>
+      </w:r>
+      <w:r>
+        <w:rPr>
+          <w:rFonts w:hint="eastAsia"/>
+        </w:rPr>
+        <w:t>版本</w:t>
       </w:r>
     </w:p>
     <w:p>
@@ -1372,12 +1580,15 @@
           <w:numId w:val="15"/>
         </w:numPr>
         <w:ind w:firstLineChars="0"/>
-      </w:pPr>
-      <w:r>
-        <w:rPr>
-          <w:rFonts w:hint="eastAsia"/>
-        </w:rPr>
-        <w:t>替换安装目录下的文件，如果执行失败，回滚版本。</w:t>
+        <w:rPr>
+          <w:rFonts w:hint="eastAsia"/>
+        </w:rPr>
+      </w:pPr>
+      <w:r>
+        <w:rPr>
+          <w:rFonts w:hint="eastAsia"/>
+        </w:rPr>
+        <w:t>拷贝兼容相关的脚本到安装目录，备份相关的文件，根据版本列表检测兼容性，如果不兼容，回滚版本。</w:t>
       </w:r>
     </w:p>
     <w:p>
@@ -1393,7 +1604,19 @@
         <w:rPr>
           <w:rFonts w:hint="eastAsia"/>
         </w:rPr>
-        <w:t>检测系统配置文件是否已经更新正确。</w:t>
+        <w:t>替换安装目录下的</w:t>
+      </w:r>
+      <w:r>
+        <w:rPr>
+          <w:rFonts w:hint="eastAsia"/>
+        </w:rPr>
+        <w:t>其余</w:t>
+      </w:r>
+      <w:r>
+        <w:rPr>
+          <w:rFonts w:hint="eastAsia"/>
+        </w:rPr>
+        <w:t>文件，如果执行失败，回滚版本。</w:t>
       </w:r>
     </w:p>
     <w:p>
@@ -1409,13 +1632,13 @@
         <w:rPr>
           <w:rFonts w:hint="eastAsia"/>
         </w:rPr>
-        <w:t>启动数据库服</w:t>
-      </w:r>
-      <w:r>
-        <w:rPr>
-          <w:rFonts w:hint="eastAsia"/>
-        </w:rPr>
-        <w:t>务，检测相关进程是否启动成功。</w:t>
+        <w:t>更新</w:t>
+      </w:r>
+      <w:r>
+        <w:rPr>
+          <w:rFonts w:hint="eastAsia"/>
+        </w:rPr>
+        <w:t>系统配置文件。</w:t>
       </w:r>
     </w:p>
     <w:p>
@@ -1426,27 +1649,18 @@
           <w:numId w:val="15"/>
         </w:numPr>
         <w:ind w:firstLineChars="0"/>
-        <w:rPr>
-          <w:rFonts w:hint="eastAsia"/>
-        </w:rPr>
-      </w:pPr>
-      <w:r>
-        <w:rPr>
-          <w:rFonts w:hint="eastAsia"/>
-        </w:rPr>
-        <w:t>追加升级日志</w:t>
-      </w:r>
-      <w:r>
-        <w:rPr>
-          <w:rFonts w:hint="eastAsia"/>
-        </w:rPr>
-        <w:t>文件</w:t>
-      </w:r>
-      <w:r>
-        <w:rPr>
-          <w:rFonts w:hint="eastAsia"/>
-        </w:rPr>
-        <w:t>。</w:t>
+      </w:pPr>
+      <w:r>
+        <w:rPr>
+          <w:rFonts w:hint="eastAsia"/>
+        </w:rPr>
+        <w:t>启动数据库服</w:t>
+      </w:r>
+      <w:r>
+        <w:rPr>
+          <w:rFonts w:hint="eastAsia"/>
+        </w:rPr>
+        <w:t>务，检测相关进程是否启动成功。</w:t>
       </w:r>
     </w:p>
     <w:p>
@@ -1462,7 +1676,19 @@
         <w:rPr>
           <w:rFonts w:hint="eastAsia"/>
         </w:rPr>
-        <w:t>打包备份文件到安装目录下。</w:t>
+        <w:t>追加升级日志</w:t>
+      </w:r>
+      <w:r>
+        <w:rPr>
+          <w:rFonts w:hint="eastAsia"/>
+        </w:rPr>
+        <w:t>文件</w:t>
+      </w:r>
+      <w:r>
+        <w:rPr>
+          <w:rFonts w:hint="eastAsia"/>
+        </w:rPr>
+        <w:t>。</w:t>
       </w:r>
     </w:p>
     <w:p>
@@ -1473,6 +1699,7 @@
         <w:rPr>
           <w:rFonts w:hint="eastAsia"/>
         </w:rPr>
+        <w:lastRenderedPageBreak/>
         <w:t>2.4</w:t>
       </w:r>
       <w:r>
@@ -1508,22 +1735,6 @@
           <w:rFonts w:hint="eastAsia"/>
         </w:rPr>
         <w:t>停止。</w:t>
-      </w:r>
-    </w:p>
-    <w:p>
-      <w:pPr>
-        <w:pStyle w:val="ListParagraph"/>
-        <w:numPr>
-          <w:ilvl w:val="0"/>
-          <w:numId w:val="16"/>
-        </w:numPr>
-        <w:ind w:firstLineChars="0"/>
-      </w:pPr>
-      <w:r>
-        <w:rPr>
-          <w:rFonts w:hint="eastAsia"/>
-        </w:rPr>
-        <w:t>删除新版本的文件。</w:t>
       </w:r>
     </w:p>
     <w:p>
@@ -1789,7 +2000,6 @@
         <w:rPr>
           <w:rFonts w:hint="eastAsia"/>
         </w:rPr>
-        <w:lastRenderedPageBreak/>
         <w:t>验收</w:t>
       </w:r>
       <w:r>
@@ -1912,15 +2122,15 @@
         <w:tblLook w:val="04A0"/>
       </w:tblPr>
       <w:tblGrid>
-        <w:gridCol w:w="4977"/>
-        <w:gridCol w:w="949"/>
-        <w:gridCol w:w="1266"/>
-        <w:gridCol w:w="973"/>
+        <w:gridCol w:w="1169"/>
+        <w:gridCol w:w="1276"/>
+        <w:gridCol w:w="4110"/>
+        <w:gridCol w:w="1610"/>
       </w:tblGrid>
       <w:tr>
         <w:tc>
           <w:tcPr>
-            <w:tcW w:w="4977" w:type="dxa"/>
+            <w:tcW w:w="1169" w:type="dxa"/>
             <w:shd w:val="clear" w:color="auto" w:fill="80C687" w:themeFill="background1" w:themeFillShade="BF"/>
           </w:tcPr>
           <w:p>
@@ -1941,7 +2151,7 @@
         </w:tc>
         <w:tc>
           <w:tcPr>
-            <w:tcW w:w="949" w:type="dxa"/>
+            <w:tcW w:w="1276" w:type="dxa"/>
             <w:shd w:val="clear" w:color="auto" w:fill="80C687" w:themeFill="background1" w:themeFillShade="BF"/>
           </w:tcPr>
           <w:p>
@@ -1962,7 +2172,7 @@
         </w:tc>
         <w:tc>
           <w:tcPr>
-            <w:tcW w:w="1266" w:type="dxa"/>
+            <w:tcW w:w="4110" w:type="dxa"/>
             <w:shd w:val="clear" w:color="auto" w:fill="80C687" w:themeFill="background1" w:themeFillShade="BF"/>
           </w:tcPr>
           <w:p>
@@ -1983,7 +2193,7 @@
         </w:tc>
         <w:tc>
           <w:tcPr>
-            <w:tcW w:w="973" w:type="dxa"/>
+            <w:tcW w:w="1610" w:type="dxa"/>
             <w:shd w:val="clear" w:color="auto" w:fill="80C687" w:themeFill="background1" w:themeFillShade="BF"/>
           </w:tcPr>
           <w:p>
@@ -2006,55 +2216,364 @@
       <w:tr>
         <w:tc>
           <w:tcPr>
-            <w:tcW w:w="4977" w:type="dxa"/>
-          </w:tcPr>
-          <w:p>
-            <w:pPr>
-              <w:ind w:left="0"/>
-              <w:rPr>
-                <w:color w:val="9FD3A4" w:themeColor="background1" w:themeShade="D9"/>
-              </w:rPr>
-            </w:pPr>
-          </w:p>
-        </w:tc>
-        <w:tc>
-          <w:tcPr>
-            <w:tcW w:w="949" w:type="dxa"/>
-          </w:tcPr>
-          <w:p>
-            <w:pPr>
-              <w:ind w:left="0"/>
-              <w:rPr>
-                <w:color w:val="9FD3A4" w:themeColor="background1" w:themeShade="D9"/>
-              </w:rPr>
-            </w:pPr>
-          </w:p>
-        </w:tc>
-        <w:tc>
-          <w:tcPr>
-            <w:tcW w:w="1266" w:type="dxa"/>
+            <w:tcW w:w="1169" w:type="dxa"/>
+          </w:tcPr>
+          <w:p>
+            <w:pPr>
+              <w:ind w:left="0"/>
+              <w:rPr>
+                <w:sz w:val="18"/>
+              </w:rPr>
+            </w:pPr>
+            <w:r>
+              <w:rPr>
+                <w:sz w:val="18"/>
+              </w:rPr>
+              <w:t>U</w:t>
+            </w:r>
+            <w:r>
+              <w:rPr>
+                <w:rFonts w:hint="eastAsia"/>
+                <w:sz w:val="18"/>
+              </w:rPr>
+              <w:t>pgrade.001</w:t>
+            </w:r>
+          </w:p>
+        </w:tc>
+        <w:tc>
+          <w:tcPr>
+            <w:tcW w:w="1276" w:type="dxa"/>
+          </w:tcPr>
+          <w:p>
+            <w:pPr>
+              <w:ind w:left="0"/>
+              <w:rPr>
+                <w:sz w:val="18"/>
+              </w:rPr>
+            </w:pPr>
+            <w:r>
+              <w:rPr>
+                <w:rFonts w:hint="eastAsia"/>
+                <w:sz w:val="18"/>
+              </w:rPr>
+              <w:t>验证基本升级功能</w:t>
+            </w:r>
+          </w:p>
+        </w:tc>
+        <w:tc>
+          <w:tcPr>
+            <w:tcW w:w="4110" w:type="dxa"/>
           </w:tcPr>
           <w:p>
             <w:pPr>
               <w:pStyle w:val="ListParagraph"/>
               <w:ind w:left="360" w:firstLineChars="0" w:firstLine="0"/>
               <w:rPr>
-                <w:color w:val="9FD3A4" w:themeColor="background1" w:themeShade="D9"/>
-              </w:rPr>
-            </w:pPr>
-          </w:p>
-        </w:tc>
-        <w:tc>
-          <w:tcPr>
-            <w:tcW w:w="973" w:type="dxa"/>
-          </w:tcPr>
-          <w:p>
-            <w:pPr>
-              <w:ind w:left="0"/>
-              <w:rPr>
-                <w:color w:val="9FD3A4" w:themeColor="background1" w:themeShade="D9"/>
-              </w:rPr>
-            </w:pPr>
+                <w:rFonts w:hint="eastAsia"/>
+                <w:sz w:val="18"/>
+              </w:rPr>
+            </w:pPr>
+            <w:r>
+              <w:rPr>
+                <w:rFonts w:hint="eastAsia"/>
+                <w:sz w:val="18"/>
+              </w:rPr>
+              <w:t>1</w:t>
+            </w:r>
+            <w:r>
+              <w:rPr>
+                <w:rFonts w:hint="eastAsia"/>
+                <w:sz w:val="18"/>
+              </w:rPr>
+              <w:t>、安装</w:t>
+            </w:r>
+            <w:r>
+              <w:rPr>
+                <w:rFonts w:hint="eastAsia"/>
+                <w:sz w:val="18"/>
+              </w:rPr>
+              <w:t>1.12.5</w:t>
+            </w:r>
+            <w:r>
+              <w:rPr>
+                <w:rFonts w:hint="eastAsia"/>
+                <w:sz w:val="18"/>
+              </w:rPr>
+              <w:t>企业版</w:t>
+            </w:r>
+            <w:r>
+              <w:rPr>
+                <w:rFonts w:hint="eastAsia"/>
+                <w:sz w:val="18"/>
+              </w:rPr>
+              <w:t>，</w:t>
+            </w:r>
+            <w:r>
+              <w:rPr>
+                <w:rFonts w:hint="eastAsia"/>
+                <w:sz w:val="18"/>
+              </w:rPr>
+              <w:t>cm</w:t>
+            </w:r>
+            <w:r>
+              <w:rPr>
+                <w:rFonts w:hint="eastAsia"/>
+                <w:sz w:val="18"/>
+              </w:rPr>
+              <w:t>端口号、安装路径、用户名、</w:t>
+            </w:r>
+            <w:r>
+              <w:rPr>
+                <w:rFonts w:hint="eastAsia"/>
+                <w:sz w:val="18"/>
+              </w:rPr>
+              <w:t>om</w:t>
+            </w:r>
+            <w:r>
+              <w:rPr>
+                <w:rFonts w:hint="eastAsia"/>
+                <w:sz w:val="18"/>
+              </w:rPr>
+              <w:t>启动均不适用默认值</w:t>
+            </w:r>
+          </w:p>
+          <w:p>
+            <w:pPr>
+              <w:pStyle w:val="ListParagraph"/>
+              <w:ind w:left="360" w:firstLineChars="0" w:firstLine="0"/>
+              <w:rPr>
+                <w:rFonts w:hint="eastAsia"/>
+                <w:sz w:val="18"/>
+              </w:rPr>
+            </w:pPr>
+            <w:r>
+              <w:rPr>
+                <w:rFonts w:hint="eastAsia"/>
+                <w:sz w:val="18"/>
+              </w:rPr>
+              <w:t>2</w:t>
+            </w:r>
+            <w:r>
+              <w:rPr>
+                <w:rFonts w:hint="eastAsia"/>
+                <w:sz w:val="18"/>
+              </w:rPr>
+              <w:t>、</w:t>
+            </w:r>
+            <w:r>
+              <w:rPr>
+                <w:rFonts w:hint="eastAsia"/>
+                <w:sz w:val="18"/>
+              </w:rPr>
+              <w:t>用</w:t>
+            </w:r>
+            <w:r>
+              <w:rPr>
+                <w:rFonts w:hint="eastAsia"/>
+                <w:sz w:val="18"/>
+              </w:rPr>
+              <w:t>om</w:t>
+            </w:r>
+            <w:r>
+              <w:rPr>
+                <w:rFonts w:hint="eastAsia"/>
+                <w:sz w:val="18"/>
+              </w:rPr>
+              <w:t>部署</w:t>
+            </w:r>
+            <w:r>
+              <w:rPr>
+                <w:rFonts w:hint="eastAsia"/>
+                <w:sz w:val="18"/>
+              </w:rPr>
+              <w:t>单机</w:t>
+            </w:r>
+            <w:r>
+              <w:rPr>
+                <w:rFonts w:hint="eastAsia"/>
+                <w:sz w:val="18"/>
+              </w:rPr>
+              <w:t>，创建集合，插入记录</w:t>
+            </w:r>
+          </w:p>
+          <w:p>
+            <w:pPr>
+              <w:pStyle w:val="ListParagraph"/>
+              <w:ind w:left="360" w:firstLineChars="0" w:firstLine="0"/>
+              <w:rPr>
+                <w:rFonts w:hint="eastAsia"/>
+                <w:sz w:val="18"/>
+              </w:rPr>
+            </w:pPr>
+            <w:r>
+              <w:rPr>
+                <w:rFonts w:hint="eastAsia"/>
+                <w:sz w:val="18"/>
+              </w:rPr>
+              <w:t>3</w:t>
+            </w:r>
+            <w:r>
+              <w:rPr>
+                <w:rFonts w:hint="eastAsia"/>
+                <w:sz w:val="18"/>
+              </w:rPr>
+              <w:t>、升级到</w:t>
+            </w:r>
+            <w:r>
+              <w:rPr>
+                <w:rFonts w:hint="eastAsia"/>
+                <w:sz w:val="18"/>
+              </w:rPr>
+              <w:t>2.1</w:t>
+            </w:r>
+            <w:r>
+              <w:rPr>
+                <w:rFonts w:hint="eastAsia"/>
+                <w:sz w:val="18"/>
+              </w:rPr>
+              <w:t>企业版</w:t>
+            </w:r>
+          </w:p>
+          <w:p>
+            <w:pPr>
+              <w:pStyle w:val="ListParagraph"/>
+              <w:ind w:left="360" w:firstLineChars="0" w:firstLine="0"/>
+              <w:rPr>
+                <w:rFonts w:hint="eastAsia"/>
+                <w:sz w:val="18"/>
+              </w:rPr>
+            </w:pPr>
+            <w:r>
+              <w:rPr>
+                <w:rFonts w:hint="eastAsia"/>
+                <w:sz w:val="18"/>
+              </w:rPr>
+              <w:t>4</w:t>
+            </w:r>
+            <w:r>
+              <w:rPr>
+                <w:rFonts w:hint="eastAsia"/>
+                <w:sz w:val="18"/>
+              </w:rPr>
+              <w:t>、查看步骤</w:t>
+            </w:r>
+            <w:r>
+              <w:rPr>
+                <w:rFonts w:hint="eastAsia"/>
+                <w:sz w:val="18"/>
+              </w:rPr>
+              <w:t>1</w:t>
+            </w:r>
+            <w:r>
+              <w:rPr>
+                <w:rFonts w:hint="eastAsia"/>
+                <w:sz w:val="18"/>
+              </w:rPr>
+              <w:t>中的配置是否改动</w:t>
+            </w:r>
+          </w:p>
+          <w:p>
+            <w:pPr>
+              <w:pStyle w:val="ListParagraph"/>
+              <w:ind w:left="360" w:firstLineChars="0" w:firstLine="0"/>
+              <w:rPr>
+                <w:sz w:val="18"/>
+              </w:rPr>
+            </w:pPr>
+            <w:r>
+              <w:rPr>
+                <w:rFonts w:hint="eastAsia"/>
+                <w:sz w:val="18"/>
+              </w:rPr>
+              <w:t>5</w:t>
+            </w:r>
+            <w:r>
+              <w:rPr>
+                <w:rFonts w:hint="eastAsia"/>
+                <w:sz w:val="18"/>
+              </w:rPr>
+              <w:t>、查询集合中的记录</w:t>
+            </w:r>
+          </w:p>
+        </w:tc>
+        <w:tc>
+          <w:tcPr>
+            <w:tcW w:w="1610" w:type="dxa"/>
+          </w:tcPr>
+          <w:p>
+            <w:pPr>
+              <w:ind w:left="0"/>
+              <w:rPr>
+                <w:rFonts w:hint="eastAsia"/>
+                <w:sz w:val="18"/>
+              </w:rPr>
+            </w:pPr>
+            <w:r>
+              <w:rPr>
+                <w:rFonts w:hint="eastAsia"/>
+                <w:sz w:val="18"/>
+              </w:rPr>
+              <w:t>1</w:t>
+            </w:r>
+            <w:r>
+              <w:rPr>
+                <w:rFonts w:hint="eastAsia"/>
+                <w:sz w:val="18"/>
+              </w:rPr>
+              <w:t>、升级成功</w:t>
+            </w:r>
+          </w:p>
+          <w:p>
+            <w:pPr>
+              <w:ind w:left="0"/>
+              <w:rPr>
+                <w:rFonts w:hint="eastAsia"/>
+                <w:sz w:val="18"/>
+              </w:rPr>
+            </w:pPr>
+            <w:r>
+              <w:rPr>
+                <w:rFonts w:hint="eastAsia"/>
+                <w:sz w:val="18"/>
+              </w:rPr>
+              <w:t>2</w:t>
+            </w:r>
+            <w:r>
+              <w:rPr>
+                <w:rFonts w:hint="eastAsia"/>
+                <w:sz w:val="18"/>
+              </w:rPr>
+              <w:t>、</w:t>
+            </w:r>
+            <w:r>
+              <w:rPr>
+                <w:rFonts w:hint="eastAsia"/>
+                <w:sz w:val="18"/>
+              </w:rPr>
+              <w:t>升级后配置未改动</w:t>
+            </w:r>
+          </w:p>
+          <w:p>
+            <w:pPr>
+              <w:ind w:left="0"/>
+              <w:rPr>
+                <w:sz w:val="18"/>
+              </w:rPr>
+            </w:pPr>
+            <w:r>
+              <w:rPr>
+                <w:rFonts w:hint="eastAsia"/>
+                <w:sz w:val="18"/>
+              </w:rPr>
+              <w:t>3</w:t>
+            </w:r>
+            <w:r>
+              <w:rPr>
+                <w:rFonts w:hint="eastAsia"/>
+                <w:sz w:val="18"/>
+              </w:rPr>
+              <w:t>、查询到集合中的记录</w:t>
+            </w:r>
           </w:p>
         </w:tc>
       </w:tr>
@@ -2181,6 +2700,12 @@
               </w:rPr>
               <w:t>SVN</w:t>
             </w:r>
+            <w:r>
+              <w:rPr>
+                <w:rFonts w:hint="eastAsia"/>
+              </w:rPr>
+              <w:t>且符合代码规范</w:t>
+            </w:r>
           </w:p>
         </w:tc>
         <w:tc>
@@ -2191,6 +2716,12 @@
             <w:pPr>
               <w:ind w:left="0"/>
             </w:pPr>
+            <w:r>
+              <w:rPr>
+                <w:rFonts w:hint="eastAsia"/>
+              </w:rPr>
+              <w:t>Y</w:t>
+            </w:r>
           </w:p>
         </w:tc>
         <w:tc>
@@ -2201,6 +2732,12 @@
             <w:pPr>
               <w:ind w:left="0"/>
             </w:pPr>
+            <w:r>
+              <w:rPr>
+                <w:rFonts w:hint="eastAsia"/>
+              </w:rPr>
+              <w:t>提交主干和分支</w:t>
+            </w:r>
           </w:p>
         </w:tc>
       </w:tr>
@@ -2212,18 +2749,15 @@
           <w:p>
             <w:pPr>
               <w:ind w:left="0"/>
-            </w:pPr>
-            <w:r>
-              <w:rPr>
-                <w:rFonts w:hint="eastAsia"/>
-              </w:rPr>
-              <w:t>Story</w:t>
-            </w:r>
-            <w:r>
-              <w:rPr>
-                <w:rFonts w:hint="eastAsia"/>
-              </w:rPr>
-              <w:t>文档是否更新</w:t>
+              <w:rPr>
+                <w:rFonts w:hint="eastAsia"/>
+              </w:rPr>
+            </w:pPr>
+            <w:r>
+              <w:rPr>
+                <w:rFonts w:hint="eastAsia"/>
+              </w:rPr>
+              <w:t>原有用例是否全部通过</w:t>
             </w:r>
           </w:p>
         </w:tc>
@@ -2234,7 +2768,16 @@
           <w:p>
             <w:pPr>
               <w:ind w:left="0"/>
-            </w:pPr>
+              <w:rPr>
+                <w:rFonts w:hint="eastAsia"/>
+              </w:rPr>
+            </w:pPr>
+            <w:r>
+              <w:rPr>
+                <w:rFonts w:hint="eastAsia"/>
+              </w:rPr>
+              <w:t>Y</w:t>
+            </w:r>
           </w:p>
         </w:tc>
         <w:tc>
@@ -2245,6 +2788,18 @@
             <w:pPr>
               <w:ind w:left="0"/>
             </w:pPr>
+            <w:r>
+              <w:rPr>
+                <w:rFonts w:hint="eastAsia"/>
+              </w:rPr>
+              <w:t>CI</w:t>
+            </w:r>
+            <w:r>
+              <w:rPr>
+                <w:rFonts w:hint="eastAsia"/>
+              </w:rPr>
+              <w:t>上主干分支用例通过</w:t>
+            </w:r>
           </w:p>
         </w:tc>
       </w:tr>
@@ -2261,7 +2816,13 @@
               <w:rPr>
                 <w:rFonts w:hint="eastAsia"/>
               </w:rPr>
-              <w:t>验收用例是否全部通过</w:t>
+              <w:t>Story</w:t>
+            </w:r>
+            <w:r>
+              <w:rPr>
+                <w:rFonts w:hint="eastAsia"/>
+              </w:rPr>
+              <w:t>文档是否更新</w:t>
             </w:r>
           </w:p>
         </w:tc>
@@ -2273,6 +2834,12 @@
             <w:pPr>
               <w:ind w:left="0"/>
             </w:pPr>
+            <w:r>
+              <w:rPr>
+                <w:rFonts w:hint="eastAsia"/>
+              </w:rPr>
+              <w:t>Y</w:t>
+            </w:r>
           </w:p>
         </w:tc>
         <w:tc>
@@ -2299,7 +2866,7 @@
               <w:rPr>
                 <w:rFonts w:hint="eastAsia"/>
               </w:rPr>
-              <w:t>资料是否变更</w:t>
+              <w:t>验收用例是否全部通过</w:t>
             </w:r>
           </w:p>
         </w:tc>
@@ -2311,6 +2878,12 @@
             <w:pPr>
               <w:ind w:left="0"/>
             </w:pPr>
+            <w:r>
+              <w:rPr>
+                <w:rFonts w:hint="eastAsia"/>
+              </w:rPr>
+              <w:t>Y</w:t>
+            </w:r>
           </w:p>
         </w:tc>
         <w:tc>
@@ -2337,7 +2910,7 @@
               <w:rPr>
                 <w:rFonts w:hint="eastAsia"/>
               </w:rPr>
-              <w:t>相关驱动是否变更或添加</w:t>
+              <w:t>资料是否变更</w:t>
             </w:r>
           </w:p>
         </w:tc>
@@ -2349,6 +2922,12 @@
             <w:pPr>
               <w:ind w:left="0"/>
             </w:pPr>
+            <w:r>
+              <w:rPr>
+                <w:rFonts w:hint="eastAsia"/>
+              </w:rPr>
+              <w:t>Y</w:t>
+            </w:r>
           </w:p>
         </w:tc>
         <w:tc>
@@ -2370,12 +2949,15 @@
           <w:p>
             <w:pPr>
               <w:ind w:left="0"/>
-            </w:pPr>
-            <w:r>
-              <w:rPr>
-                <w:rFonts w:hint="eastAsia"/>
-              </w:rPr>
-              <w:t>周边关联产品或模块是否通知</w:t>
+              <w:rPr>
+                <w:rFonts w:hint="eastAsia"/>
+              </w:rPr>
+            </w:pPr>
+            <w:r>
+              <w:rPr>
+                <w:rFonts w:hint="eastAsia"/>
+              </w:rPr>
+              <w:t>接口和设计是否通过评审</w:t>
             </w:r>
           </w:p>
         </w:tc>
@@ -2386,7 +2968,16 @@
           <w:p>
             <w:pPr>
               <w:ind w:left="0"/>
-            </w:pPr>
+              <w:rPr>
+                <w:rFonts w:hint="eastAsia"/>
+              </w:rPr>
+            </w:pPr>
+            <w:r>
+              <w:rPr>
+                <w:rFonts w:hint="eastAsia"/>
+              </w:rPr>
+              <w:t>Y</w:t>
+            </w:r>
           </w:p>
         </w:tc>
         <w:tc>
@@ -2413,6 +3004,95 @@
               <w:rPr>
                 <w:rFonts w:hint="eastAsia"/>
               </w:rPr>
+              <w:t>相关驱动是否变更或添加</w:t>
+            </w:r>
+          </w:p>
+        </w:tc>
+        <w:tc>
+          <w:tcPr>
+            <w:tcW w:w="1439" w:type="dxa"/>
+          </w:tcPr>
+          <w:p>
+            <w:pPr>
+              <w:ind w:left="0"/>
+            </w:pPr>
+            <w:r>
+              <w:rPr>
+                <w:rFonts w:hint="eastAsia"/>
+              </w:rPr>
+              <w:t>N</w:t>
+            </w:r>
+          </w:p>
+        </w:tc>
+        <w:tc>
+          <w:tcPr>
+            <w:tcW w:w="2722" w:type="dxa"/>
+          </w:tcPr>
+          <w:p>
+            <w:pPr>
+              <w:ind w:left="0"/>
+            </w:pPr>
+          </w:p>
+        </w:tc>
+      </w:tr>
+      <w:tr>
+        <w:tc>
+          <w:tcPr>
+            <w:tcW w:w="4004" w:type="dxa"/>
+          </w:tcPr>
+          <w:p>
+            <w:pPr>
+              <w:ind w:left="0"/>
+            </w:pPr>
+            <w:r>
+              <w:rPr>
+                <w:rFonts w:hint="eastAsia"/>
+              </w:rPr>
+              <w:t>周边关联产品或模块是否通知</w:t>
+            </w:r>
+          </w:p>
+        </w:tc>
+        <w:tc>
+          <w:tcPr>
+            <w:tcW w:w="1439" w:type="dxa"/>
+          </w:tcPr>
+          <w:p>
+            <w:pPr>
+              <w:ind w:left="0"/>
+            </w:pPr>
+            <w:r>
+              <w:rPr>
+                <w:rFonts w:hint="eastAsia"/>
+              </w:rPr>
+              <w:t>Y</w:t>
+            </w:r>
+          </w:p>
+        </w:tc>
+        <w:tc>
+          <w:tcPr>
+            <w:tcW w:w="2722" w:type="dxa"/>
+          </w:tcPr>
+          <w:p>
+            <w:pPr>
+              <w:ind w:left="0"/>
+            </w:pPr>
+          </w:p>
+        </w:tc>
+      </w:tr>
+      <w:tr>
+        <w:tc>
+          <w:tcPr>
+            <w:tcW w:w="4004" w:type="dxa"/>
+          </w:tcPr>
+          <w:p>
+            <w:pPr>
+              <w:ind w:left="0"/>
+            </w:pPr>
+            <w:r>
+              <w:rPr>
+                <w:rFonts w:hint="eastAsia"/>
+              </w:rPr>
+              <w:lastRenderedPageBreak/>
               <w:t>sdb shell</w:t>
             </w:r>
             <w:r>
@@ -2431,6 +3111,12 @@
             <w:pPr>
               <w:ind w:left="0"/>
             </w:pPr>
+            <w:r>
+              <w:rPr>
+                <w:rFonts w:hint="eastAsia"/>
+              </w:rPr>
+              <w:t>NA</w:t>
+            </w:r>
           </w:p>
         </w:tc>
         <w:tc>
@@ -5298,7 +5984,7 @@
 </file>
 
 <file path=customXml/itemProps1.xml><?xml version="1.0" encoding="utf-8"?>
-<ds:datastoreItem xmlns:ds="http://schemas.openxmlformats.org/officeDocument/2006/customXml" ds:itemID="{2FBCF43F-ED5B-47B6-9197-AAD7BADD9BDB}">
+<ds:datastoreItem xmlns:ds="http://schemas.openxmlformats.org/officeDocument/2006/customXml" ds:itemID="{619C1341-E42E-4A59-B647-E4F68087857B}">
   <ds:schemaRefs>
     <ds:schemaRef ds:uri="http://schemas.openxmlformats.org/officeDocument/2006/bibliography"/>
   </ds:schemaRefs>

--- a/internal_doc/03.开发设计/Story_版本升级.docx
+++ b/internal_doc/03.开发设计/Story_版本升级.docx
@@ -724,11 +724,6 @@
             <w:tcW w:w="2615" w:type="dxa"/>
           </w:tcPr>
           <w:p>
-            <w:pPr>
-              <w:rPr>
-                <w:rFonts w:hint="eastAsia"/>
-              </w:rPr>
-            </w:pPr>
             <w:r>
               <w:rPr>
                 <w:rFonts w:hint="eastAsia"/>
@@ -1023,11 +1018,6 @@
       </w:r>
     </w:p>
     <w:p>
-      <w:pPr>
-        <w:rPr>
-          <w:rFonts w:hint="eastAsia"/>
-        </w:rPr>
-      </w:pPr>
       <w:r>
         <w:rPr>
           <w:rFonts w:hint="eastAsia"/>
@@ -1114,11 +1104,6 @@
       </w:r>
     </w:p>
     <w:p>
-      <w:pPr>
-        <w:rPr>
-          <w:rFonts w:hint="eastAsia"/>
-        </w:rPr>
-      </w:pPr>
       <w:r>
         <w:rPr>
           <w:rFonts w:hint="eastAsia"/>
@@ -1163,6 +1148,11 @@
       </w:r>
     </w:p>
     <w:p>
+      <w:pPr>
+        <w:rPr>
+          <w:rFonts w:hint="eastAsia"/>
+        </w:rPr>
+      </w:pPr>
       <w:r>
         <w:rPr>
           <w:rFonts w:hint="eastAsia"/>
@@ -1196,44 +1186,31 @@
     </w:p>
     <w:p>
       <w:r>
-        <w:rPr>
-          <w:noProof/>
-        </w:rPr>
-        <w:drawing>
-          <wp:inline distT="0" distB="0" distL="0" distR="0">
-            <wp:extent cx="3466667" cy="3720000"/>
-            <wp:effectExtent l="19050" t="0" r="433" b="0"/>
-            <wp:docPr id="3" name="Picture 2" descr="upgrade.png"/>
-            <wp:cNvGraphicFramePr>
-              <a:graphicFrameLocks xmlns:a="http://schemas.openxmlformats.org/drawingml/2006/main" noChangeAspect="1"/>
-            </wp:cNvGraphicFramePr>
-            <a:graphic xmlns:a="http://schemas.openxmlformats.org/drawingml/2006/main">
-              <a:graphicData uri="http://schemas.openxmlformats.org/drawingml/2006/picture">
-                <pic:pic xmlns:pic="http://schemas.openxmlformats.org/drawingml/2006/picture">
-                  <pic:nvPicPr>
-                    <pic:cNvPr id="0" name="upgrade.png"/>
-                    <pic:cNvPicPr/>
-                  </pic:nvPicPr>
-                  <pic:blipFill>
-                    <a:blip r:embed="rId8"/>
-                    <a:stretch>
-                      <a:fillRect/>
-                    </a:stretch>
-                  </pic:blipFill>
-                  <pic:spPr>
-                    <a:xfrm>
-                      <a:off x="0" y="0"/>
-                      <a:ext cx="3466667" cy="3720000"/>
-                    </a:xfrm>
-                    <a:prstGeom prst="rect">
-                      <a:avLst/>
-                    </a:prstGeom>
-                  </pic:spPr>
-                </pic:pic>
-              </a:graphicData>
-            </a:graphic>
-          </wp:inline>
-        </w:drawing>
+        <w:object w:dxaOrig="7245" w:dyaOrig="7413">
+          <v:shapetype id="_x0000_t75" coordsize="21600,21600" o:spt="75" o:preferrelative="t" path="m@4@5l@4@11@9@11@9@5xe" filled="f" stroked="f">
+            <v:stroke joinstyle="miter"/>
+            <v:formulas>
+              <v:f eqn="if lineDrawn pixelLineWidth 0"/>
+              <v:f eqn="sum @0 1 0"/>
+              <v:f eqn="sum 0 0 @1"/>
+              <v:f eqn="prod @2 1 2"/>
+              <v:f eqn="prod @3 21600 pixelWidth"/>
+              <v:f eqn="prod @3 21600 pixelHeight"/>
+              <v:f eqn="sum @0 0 1"/>
+              <v:f eqn="prod @6 1 2"/>
+              <v:f eqn="prod @7 21600 pixelWidth"/>
+              <v:f eqn="sum @8 21600 0"/>
+              <v:f eqn="prod @7 21600 pixelHeight"/>
+              <v:f eqn="sum @10 21600 0"/>
+            </v:formulas>
+            <v:path o:extrusionok="f" gradientshapeok="t" o:connecttype="rect"/>
+            <o:lock v:ext="edit" aspectratio="t"/>
+          </v:shapetype>
+          <v:shape id="_x0000_i1025" type="#_x0000_t75" style="width:362.5pt;height:370.65pt" o:ole="">
+            <v:imagedata r:id="rId8" o:title=""/>
+          </v:shape>
+          <o:OLEObject Type="Embed" ProgID="Visio.Drawing.11" ShapeID="_x0000_i1025" DrawAspect="Content" ObjectID="_1524391141" r:id="rId9"/>
+        </w:object>
       </w:r>
     </w:p>
     <w:p>
@@ -1244,6 +1221,7 @@
         <w:rPr>
           <w:rFonts w:hint="eastAsia"/>
         </w:rPr>
+        <w:lastRenderedPageBreak/>
         <w:t>主要操作流程</w:t>
       </w:r>
     </w:p>
@@ -1302,7 +1280,6 @@
         <w:rPr>
           <w:rFonts w:hint="eastAsia"/>
         </w:rPr>
-        <w:lastRenderedPageBreak/>
         <w:t>2.</w:t>
       </w:r>
       <w:r>
@@ -1320,12 +1297,6 @@
     </w:p>
     <w:p>
       <w:pPr>
-        <w:pStyle w:val="ListParagraph"/>
-        <w:numPr>
-          <w:ilvl w:val="0"/>
-          <w:numId w:val="14"/>
-        </w:numPr>
-        <w:ind w:firstLineChars="0"/>
         <w:rPr>
           <w:rFonts w:hint="eastAsia"/>
         </w:rPr>
@@ -1374,54 +1345,20 @@
       </w:r>
     </w:p>
     <w:p>
+      <w:r>
+        <w:object w:dxaOrig="7245" w:dyaOrig="9067">
+          <v:shape id="_x0000_i1026" type="#_x0000_t75" style="width:362.5pt;height:453.3pt" o:ole="">
+            <v:imagedata r:id="rId10" o:title=""/>
+          </v:shape>
+          <o:OLEObject Type="Embed" ProgID="Visio.Drawing.11" ShapeID="_x0000_i1026" DrawAspect="Content" ObjectID="_1524391142" r:id="rId11"/>
+        </w:object>
+      </w:r>
+    </w:p>
+    <w:p>
       <w:pPr>
         <w:pStyle w:val="ListParagraph"/>
         <w:ind w:left="777" w:firstLineChars="0" w:firstLine="0"/>
-        <w:rPr>
-          <w:rFonts w:hint="eastAsia"/>
-        </w:rPr>
-      </w:pPr>
-      <w:r>
-        <w:rPr>
-          <w:rFonts w:hint="eastAsia"/>
-          <w:noProof/>
-        </w:rPr>
-        <w:drawing>
-          <wp:inline distT="0" distB="0" distL="0" distR="0">
-            <wp:extent cx="3306667" cy="4533334"/>
-            <wp:effectExtent l="19050" t="0" r="8033" b="0"/>
-            <wp:docPr id="1" name="Picture 0" descr="mode.png"/>
-            <wp:cNvGraphicFramePr>
-              <a:graphicFrameLocks xmlns:a="http://schemas.openxmlformats.org/drawingml/2006/main" noChangeAspect="1"/>
-            </wp:cNvGraphicFramePr>
-            <a:graphic xmlns:a="http://schemas.openxmlformats.org/drawingml/2006/main">
-              <a:graphicData uri="http://schemas.openxmlformats.org/drawingml/2006/picture">
-                <pic:pic xmlns:pic="http://schemas.openxmlformats.org/drawingml/2006/picture">
-                  <pic:nvPicPr>
-                    <pic:cNvPr id="0" name="mode.png"/>
-                    <pic:cNvPicPr/>
-                  </pic:nvPicPr>
-                  <pic:blipFill>
-                    <a:blip r:embed="rId9"/>
-                    <a:stretch>
-                      <a:fillRect/>
-                    </a:stretch>
-                  </pic:blipFill>
-                  <pic:spPr>
-                    <a:xfrm>
-                      <a:off x="0" y="0"/>
-                      <a:ext cx="3306667" cy="4533334"/>
-                    </a:xfrm>
-                    <a:prstGeom prst="rect">
-                      <a:avLst/>
-                    </a:prstGeom>
-                  </pic:spPr>
-                </pic:pic>
-              </a:graphicData>
-            </a:graphic>
-          </wp:inline>
-        </w:drawing>
-      </w:r>
+      </w:pPr>
     </w:p>
     <w:p>
       <w:pPr>
@@ -1431,6 +1368,7 @@
         <w:rPr>
           <w:rFonts w:hint="eastAsia"/>
         </w:rPr>
+        <w:lastRenderedPageBreak/>
         <w:t>2.2</w:t>
       </w:r>
       <w:r>
@@ -1444,119 +1382,28 @@
           <w:rFonts w:hint="eastAsia"/>
         </w:rPr>
         <w:t>检测</w:t>
+      </w:r>
+      <w:r>
+        <w:br/>
+      </w:r>
+      <w:r>
+        <w:object w:dxaOrig="7245" w:dyaOrig="13189">
+          <v:shape id="_x0000_i1027" type="#_x0000_t75" style="width:362.5pt;height:659.25pt" o:ole="">
+            <v:imagedata r:id="rId12" o:title=""/>
+          </v:shape>
+          <o:OLEObject Type="Embed" ProgID="Visio.Drawing.11" ShapeID="_x0000_i1027" DrawAspect="Content" ObjectID="_1524391143" r:id="rId13"/>
+        </w:object>
       </w:r>
     </w:p>
     <w:p>
       <w:pPr>
-        <w:pStyle w:val="ListParagraph"/>
-        <w:numPr>
-          <w:ilvl w:val="0"/>
-          <w:numId w:val="14"/>
-        </w:numPr>
-        <w:ind w:firstLineChars="0"/>
-      </w:pPr>
-      <w:r>
-        <w:rPr>
-          <w:rFonts w:hint="eastAsia"/>
-        </w:rPr>
-        <w:t>检测是否安装</w:t>
-      </w:r>
-      <w:r>
-        <w:rPr>
-          <w:rFonts w:hint="eastAsia"/>
-        </w:rPr>
-        <w:t>sequoiadb</w:t>
-      </w:r>
-      <w:r>
-        <w:rPr>
-          <w:rFonts w:hint="eastAsia"/>
-        </w:rPr>
-        <w:t>，如果没有安装，退出，提示使用安装模式。</w:t>
-      </w:r>
-    </w:p>
-    <w:p>
-      <w:pPr>
-        <w:pStyle w:val="ListParagraph"/>
-        <w:numPr>
-          <w:ilvl w:val="0"/>
-          <w:numId w:val="14"/>
-        </w:numPr>
-        <w:ind w:firstLineChars="0"/>
-      </w:pPr>
-      <w:r>
-        <w:rPr>
-          <w:rFonts w:hint="eastAsia"/>
-        </w:rPr>
-        <w:t>检测磁盘空间是否足够。如果不够，报错退出。</w:t>
-      </w:r>
-    </w:p>
-    <w:p>
-      <w:pPr>
-        <w:pStyle w:val="ListParagraph"/>
-        <w:numPr>
-          <w:ilvl w:val="0"/>
-          <w:numId w:val="14"/>
-        </w:numPr>
-        <w:ind w:firstLineChars="0"/>
-        <w:rPr>
-          <w:rFonts w:hint="eastAsia"/>
-        </w:rPr>
-      </w:pPr>
-      <w:r>
-        <w:rPr>
-          <w:rFonts w:hint="eastAsia"/>
-        </w:rPr>
-        <w:t>检测系统配置文件中的用户是否存在。如果不存在，报错退出。</w:t>
-      </w:r>
-    </w:p>
-    <w:p>
-      <w:pPr>
-        <w:pStyle w:val="ListParagraph"/>
-        <w:numPr>
-          <w:ilvl w:val="0"/>
-          <w:numId w:val="14"/>
-        </w:numPr>
-        <w:ind w:firstLineChars="0"/>
-      </w:pPr>
-      <w:r>
-        <w:rPr>
-          <w:rFonts w:hint="eastAsia"/>
-        </w:rPr>
-        <w:t>停止数据库服务，确保节点、</w:t>
-      </w:r>
-      <w:r>
-        <w:rPr>
-          <w:rFonts w:hint="eastAsia"/>
-        </w:rPr>
-        <w:t>cm</w:t>
-      </w:r>
-      <w:r>
-        <w:rPr>
-          <w:rFonts w:hint="eastAsia"/>
-        </w:rPr>
-        <w:t>、</w:t>
-      </w:r>
-      <w:r>
-        <w:rPr>
-          <w:rFonts w:hint="eastAsia"/>
-        </w:rPr>
-        <w:t>om</w:t>
-      </w:r>
-      <w:r>
-        <w:rPr>
-          <w:rFonts w:hint="eastAsia"/>
-        </w:rPr>
-        <w:t>进程停止。如果异常，报错退出。</w:t>
-      </w:r>
-    </w:p>
-    <w:p>
-      <w:pPr>
         <w:pStyle w:val="Heading4"/>
       </w:pPr>
       <w:r>
         <w:rPr>
           <w:rFonts w:hint="eastAsia"/>
         </w:rPr>
+        <w:lastRenderedPageBreak/>
         <w:t>2.3</w:t>
       </w:r>
       <w:r>
@@ -1580,9 +1427,6 @@
           <w:numId w:val="15"/>
         </w:numPr>
         <w:ind w:firstLineChars="0"/>
-        <w:rPr>
-          <w:rFonts w:hint="eastAsia"/>
-        </w:rPr>
       </w:pPr>
       <w:r>
         <w:rPr>
@@ -1699,7 +1543,6 @@
         <w:rPr>
           <w:rFonts w:hint="eastAsia"/>
         </w:rPr>
-        <w:lastRenderedPageBreak/>
         <w:t>2.4</w:t>
       </w:r>
       <w:r>
@@ -1780,11 +1623,6 @@
         </w:rPr>
         <w:t>。</w:t>
       </w:r>
-    </w:p>
-    <w:p>
-      <w:pPr>
-        <w:ind w:left="0"/>
-      </w:pPr>
     </w:p>
     <w:p>
       <w:pPr>
@@ -1820,8 +1658,8 @@
       </w:tblPr>
       <w:tblGrid>
         <w:gridCol w:w="687"/>
-        <w:gridCol w:w="1510"/>
-        <w:gridCol w:w="3784"/>
+        <w:gridCol w:w="1758"/>
+        <w:gridCol w:w="3536"/>
         <w:gridCol w:w="2184"/>
       </w:tblGrid>
       <w:tr>
@@ -1847,7 +1685,7 @@
         </w:tc>
         <w:tc>
           <w:tcPr>
-            <w:tcW w:w="1510" w:type="dxa"/>
+            <w:tcW w:w="1758" w:type="dxa"/>
           </w:tcPr>
           <w:p>
             <w:pPr>
@@ -1867,7 +1705,7 @@
         </w:tc>
         <w:tc>
           <w:tcPr>
-            <w:tcW w:w="3784" w:type="dxa"/>
+            <w:tcW w:w="3536" w:type="dxa"/>
           </w:tcPr>
           <w:p>
             <w:pPr>
@@ -1915,26 +1753,50 @@
             <w:pPr>
               <w:ind w:left="0"/>
             </w:pPr>
-          </w:p>
-        </w:tc>
-        <w:tc>
-          <w:tcPr>
-            <w:tcW w:w="1510" w:type="dxa"/>
-          </w:tcPr>
-          <w:p>
-            <w:pPr>
-              <w:ind w:left="0"/>
-            </w:pPr>
-          </w:p>
-        </w:tc>
-        <w:tc>
-          <w:tcPr>
-            <w:tcW w:w="3784" w:type="dxa"/>
-          </w:tcPr>
-          <w:p>
-            <w:pPr>
-              <w:ind w:left="0"/>
-            </w:pPr>
+            <w:r>
+              <w:rPr>
+                <w:rFonts w:hint="eastAsia"/>
+              </w:rPr>
+              <w:t>001</w:t>
+            </w:r>
+          </w:p>
+        </w:tc>
+        <w:tc>
+          <w:tcPr>
+            <w:tcW w:w="1758" w:type="dxa"/>
+          </w:tcPr>
+          <w:p>
+            <w:pPr>
+              <w:ind w:left="0"/>
+            </w:pPr>
+            <w:r>
+              <w:rPr>
+                <w:rFonts w:hint="eastAsia"/>
+              </w:rPr>
+              <w:t>升级进度条问题</w:t>
+            </w:r>
+          </w:p>
+        </w:tc>
+        <w:tc>
+          <w:tcPr>
+            <w:tcW w:w="3536" w:type="dxa"/>
+          </w:tcPr>
+          <w:p>
+            <w:pPr>
+              <w:ind w:left="0"/>
+            </w:pPr>
+            <w:r>
+              <w:rPr>
+                <w:rFonts w:hint="eastAsia"/>
+              </w:rPr>
+              <w:t>详见问题单</w:t>
+            </w:r>
+            <w:r>
+              <w:rPr>
+                <w:rFonts w:hint="eastAsia"/>
+              </w:rPr>
+              <w:t>1674</w:t>
+            </w:r>
           </w:p>
         </w:tc>
         <w:tc>
@@ -1961,17 +1823,17 @@
         </w:tc>
         <w:tc>
           <w:tcPr>
-            <w:tcW w:w="1510" w:type="dxa"/>
-          </w:tcPr>
-          <w:p>
-            <w:pPr>
-              <w:ind w:left="0"/>
-            </w:pPr>
-          </w:p>
-        </w:tc>
-        <w:tc>
-          <w:tcPr>
-            <w:tcW w:w="3784" w:type="dxa"/>
+            <w:tcW w:w="1758" w:type="dxa"/>
+          </w:tcPr>
+          <w:p>
+            <w:pPr>
+              <w:ind w:left="0"/>
+            </w:pPr>
+          </w:p>
+        </w:tc>
+        <w:tc>
+          <w:tcPr>
+            <w:tcW w:w="3536" w:type="dxa"/>
           </w:tcPr>
           <w:p>
             <w:pPr>
@@ -2269,7 +2131,6 @@
               <w:pStyle w:val="ListParagraph"/>
               <w:ind w:left="360" w:firstLineChars="0" w:firstLine="0"/>
               <w:rPr>
-                <w:rFonts w:hint="eastAsia"/>
                 <w:sz w:val="18"/>
               </w:rPr>
             </w:pPr>
@@ -2342,7 +2203,6 @@
               <w:pStyle w:val="ListParagraph"/>
               <w:ind w:left="360" w:firstLineChars="0" w:firstLine="0"/>
               <w:rPr>
-                <w:rFonts w:hint="eastAsia"/>
                 <w:sz w:val="18"/>
               </w:rPr>
             </w:pPr>
@@ -2401,7 +2261,6 @@
               <w:pStyle w:val="ListParagraph"/>
               <w:ind w:left="360" w:firstLineChars="0" w:firstLine="0"/>
               <w:rPr>
-                <w:rFonts w:hint="eastAsia"/>
                 <w:sz w:val="18"/>
               </w:rPr>
             </w:pPr>
@@ -2439,7 +2298,6 @@
               <w:pStyle w:val="ListParagraph"/>
               <w:ind w:left="360" w:firstLineChars="0" w:firstLine="0"/>
               <w:rPr>
-                <w:rFonts w:hint="eastAsia"/>
                 <w:sz w:val="18"/>
               </w:rPr>
             </w:pPr>
@@ -2504,7 +2362,6 @@
             <w:pPr>
               <w:ind w:left="0"/>
               <w:rPr>
-                <w:rFonts w:hint="eastAsia"/>
                 <w:sz w:val="18"/>
               </w:rPr>
             </w:pPr>
@@ -2527,7 +2384,6 @@
             <w:pPr>
               <w:ind w:left="0"/>
               <w:rPr>
-                <w:rFonts w:hint="eastAsia"/>
                 <w:sz w:val="18"/>
               </w:rPr>
             </w:pPr>
@@ -2645,6 +2501,7 @@
               <w:rPr>
                 <w:rFonts w:hint="eastAsia"/>
               </w:rPr>
+              <w:lastRenderedPageBreak/>
               <w:t>（</w:t>
             </w:r>
             <w:r>
@@ -2674,6 +2531,7 @@
               <w:rPr>
                 <w:rFonts w:hint="eastAsia"/>
               </w:rPr>
+              <w:lastRenderedPageBreak/>
               <w:t>备注</w:t>
             </w:r>
           </w:p>
@@ -2692,6 +2550,7 @@
               <w:rPr>
                 <w:rFonts w:hint="eastAsia"/>
               </w:rPr>
+              <w:lastRenderedPageBreak/>
               <w:t>代码是否全部提交</w:t>
             </w:r>
             <w:r>
@@ -2749,9 +2608,6 @@
           <w:p>
             <w:pPr>
               <w:ind w:left="0"/>
-              <w:rPr>
-                <w:rFonts w:hint="eastAsia"/>
-              </w:rPr>
             </w:pPr>
             <w:r>
               <w:rPr>
@@ -2768,9 +2624,6 @@
           <w:p>
             <w:pPr>
               <w:ind w:left="0"/>
-              <w:rPr>
-                <w:rFonts w:hint="eastAsia"/>
-              </w:rPr>
             </w:pPr>
             <w:r>
               <w:rPr>
@@ -2949,9 +2802,6 @@
           <w:p>
             <w:pPr>
               <w:ind w:left="0"/>
-              <w:rPr>
-                <w:rFonts w:hint="eastAsia"/>
-              </w:rPr>
             </w:pPr>
             <w:r>
               <w:rPr>
@@ -2968,9 +2818,6 @@
           <w:p>
             <w:pPr>
               <w:ind w:left="0"/>
-              <w:rPr>
-                <w:rFonts w:hint="eastAsia"/>
-              </w:rPr>
             </w:pPr>
             <w:r>
               <w:rPr>
@@ -3092,7 +2939,6 @@
               <w:rPr>
                 <w:rFonts w:hint="eastAsia"/>
               </w:rPr>
-              <w:lastRenderedPageBreak/>
               <w:t>sdb shell</w:t>
             </w:r>
             <w:r>
